--- a/paper/Exam1_Q1_Review_Paper.docx
+++ b/paper/Exam1_Q1_Review_Paper.docx
@@ -61,7 +61,7 @@
           <w:szCs w:val="22"/>
           <w:rtl w:val="0"/>
         </w:rPr>
-        <w:t xml:space="preserve">ENGR 6010: AI in Robotics, Vanderbilt University</w:t>
+        <w:t xml:space="preserve">ENGR 6010: AI in Robotics, Middle Tennessee State University</w:t>
       </w:r>
       <w:r>
         <w:rPr>
